--- a/1_sem/MIAR/lab_1/Лабараторная1ч2_ИКМО_03_25_Фомичев.docx
+++ b/1_sem/MIAR/lab_1/Лабараторная1ч2_ИКМО_03_25_Фомичев.docx
@@ -40,7 +40,7 @@
                 <w:lang w:eastAsia="ru-RU" w:bidi="ar-SA"/>
               </w:rPr>
               <w:drawing>
-                <wp:inline distT="0" distB="0" distL="0" distR="0" wp14:anchorId="2BFD95FB" wp14:editId="4C91C7A8">
+                <wp:inline distT="0" distB="0" distL="0" distR="0" wp14:anchorId="2BFD95FB" wp14:editId="7E884884">
                   <wp:extent cx="1066800" cy="1066800"/>
                   <wp:effectExtent l="0" t="0" r="0" b="0"/>
                   <wp:docPr id="298370851" name="Рисунок 3"/>
@@ -1122,8 +1122,53 @@
       <w:pPr>
         <w:pStyle w:val="aa"/>
       </w:pPr>
+      <w:proofErr w:type="spellStart"/>
       <w:r>
-        <w:t>Задание 1</w:t>
+        <w:t>ЗаказыКлиентовПоМенеджерам</w:t>
+      </w:r>
+      <w:proofErr w:type="spellEnd"/>
+    </w:p>
+    <w:p>
+      <w:pPr>
+        <w:pStyle w:val="aa"/>
+        <w:jc w:val="center"/>
+      </w:pPr>
+      <w:r>
+        <w:drawing>
+          <wp:inline distT="0" distB="0" distL="0" distR="0" wp14:anchorId="1F5A7887" wp14:editId="4ACE7BD9">
+            <wp:extent cx="5940425" cy="2840355"/>
+            <wp:effectExtent l="0" t="0" r="3175" b="0"/>
+            <wp:docPr id="1279394115" name="Рисунок 1"/>
+            <wp:cNvGraphicFramePr>
+              <a:graphicFrameLocks xmlns:a="http://schemas.openxmlformats.org/drawingml/2006/main" noChangeAspect="1"/>
+            </wp:cNvGraphicFramePr>
+            <a:graphic xmlns:a="http://schemas.openxmlformats.org/drawingml/2006/main">
+              <a:graphicData uri="http://schemas.openxmlformats.org/drawingml/2006/picture">
+                <pic:pic xmlns:pic="http://schemas.openxmlformats.org/drawingml/2006/picture">
+                  <pic:nvPicPr>
+                    <pic:cNvPr id="1279394115" name=""/>
+                    <pic:cNvPicPr/>
+                  </pic:nvPicPr>
+                  <pic:blipFill>
+                    <a:blip r:embed="rId7"/>
+                    <a:stretch>
+                      <a:fillRect/>
+                    </a:stretch>
+                  </pic:blipFill>
+                  <pic:spPr>
+                    <a:xfrm>
+                      <a:off x="0" y="0"/>
+                      <a:ext cx="5940425" cy="2840355"/>
+                    </a:xfrm>
+                    <a:prstGeom prst="rect">
+                      <a:avLst/>
+                    </a:prstGeom>
+                  </pic:spPr>
+                </pic:pic>
+              </a:graphicData>
+            </a:graphic>
+          </wp:inline>
+        </w:drawing>
       </w:r>
     </w:p>
     <w:p>
@@ -1131,15 +1176,17 @@
         <w:pStyle w:val="aa"/>
         <w:jc w:val="center"/>
       </w:pPr>
-    </w:p>
-    <w:p>
-      <w:pPr>
-        <w:pStyle w:val="aa"/>
-        <w:jc w:val="center"/>
-      </w:pPr>
       <w:r>
-        <w:t>Рисунок 1 – Задание 1</w:t>
+        <w:t>Рисунок 1 –</w:t>
       </w:r>
+      <w:r>
+        <w:t xml:space="preserve"> </w:t>
+      </w:r>
+      <w:proofErr w:type="spellStart"/>
+      <w:r>
+        <w:t>ЗаказыКлиентовПоМенеджерам</w:t>
+      </w:r>
+      <w:proofErr w:type="spellEnd"/>
     </w:p>
     <w:p>
       <w:pPr>
@@ -1153,18 +1200,12 @@
       <w:pPr>
         <w:pStyle w:val="aa"/>
         <w:jc w:val="center"/>
-        <w:rPr>
-          <w:lang w:val="en-US"/>
-        </w:rPr>
       </w:pPr>
     </w:p>
     <w:p>
       <w:pPr>
         <w:pStyle w:val="aa"/>
         <w:jc w:val="center"/>
-        <w:rPr>
-          <w:lang w:val="en-US"/>
-        </w:rPr>
       </w:pPr>
       <w:r>
         <w:t>Рисунок 2 – Задание 2</w:t>
@@ -3035,7 +3076,6 @@
   <w:style w:type="character" w:default="1" w:styleId="a0">
     <w:name w:val="Default Paragraph Font"/>
     <w:uiPriority w:val="1"/>
-    <w:semiHidden/>
     <w:unhideWhenUsed/>
   </w:style>
   <w:style w:type="table" w:default="1" w:styleId="a1">

--- a/1_sem/MIAR/lab_1/Лабараторная1ч2_ИКМО_03_25_Фомичев.docx
+++ b/1_sem/MIAR/lab_1/Лабараторная1ч2_ИКМО_03_25_Фомичев.docx
@@ -40,7 +40,7 @@
                 <w:lang w:eastAsia="ru-RU" w:bidi="ar-SA"/>
               </w:rPr>
               <w:drawing>
-                <wp:inline distT="0" distB="0" distL="0" distR="0" wp14:anchorId="2BFD95FB" wp14:editId="7E884884">
+                <wp:inline distT="0" distB="0" distL="0" distR="0" wp14:anchorId="2BFD95FB" wp14:editId="023D6425">
                   <wp:extent cx="1066800" cy="1066800"/>
                   <wp:effectExtent l="0" t="0" r="0" b="0"/>
                   <wp:docPr id="298370851" name="Рисунок 3"/>
@@ -909,14 +909,7 @@
               <w:rPr>
                 <w:rFonts w:cs="Times New Roman"/>
               </w:rPr>
-              <w:t>«__</w:t>
-            </w:r>
-            <w:proofErr w:type="gramStart"/>
-            <w:r>
-              <w:rPr>
-                <w:rFonts w:cs="Times New Roman"/>
-              </w:rPr>
-              <w:t>_</w:t>
+              <w:t>«___</w:t>
             </w:r>
             <w:r>
               <w:rPr>
@@ -928,14 +921,7 @@
               <w:rPr>
                 <w:rFonts w:cs="Times New Roman"/>
               </w:rPr>
-              <w:t>_</w:t>
-            </w:r>
-            <w:proofErr w:type="gramEnd"/>
-            <w:r>
-              <w:rPr>
-                <w:rFonts w:cs="Times New Roman"/>
-              </w:rPr>
-              <w:t>_______202</w:t>
+              <w:t>________202</w:t>
             </w:r>
             <w:r>
               <w:rPr>
@@ -1122,11 +1108,9 @@
       <w:pPr>
         <w:pStyle w:val="aa"/>
       </w:pPr>
-      <w:proofErr w:type="spellStart"/>
-      <w:r>
-        <w:t>ЗаказыКлиентовПоМенеджерам</w:t>
-      </w:r>
-      <w:proofErr w:type="spellEnd"/>
+      <w:r>
+        <w:t>Диаграмма 1</w:t>
+      </w:r>
     </w:p>
     <w:p>
       <w:pPr>
@@ -1134,6 +1118,9 @@
         <w:jc w:val="center"/>
       </w:pPr>
       <w:r>
+        <w:rPr>
+          <w:noProof/>
+        </w:rPr>
         <w:drawing>
           <wp:inline distT="0" distB="0" distL="0" distR="0" wp14:anchorId="1F5A7887" wp14:editId="4ACE7BD9">
             <wp:extent cx="5940425" cy="2840355"/>
@@ -1182,18 +1169,19 @@
       <w:r>
         <w:t xml:space="preserve"> </w:t>
       </w:r>
-      <w:proofErr w:type="spellStart"/>
       <w:r>
         <w:t>ЗаказыКлиентовПоМенеджерам</w:t>
       </w:r>
-      <w:proofErr w:type="spellEnd"/>
     </w:p>
     <w:p>
       <w:pPr>
         <w:pStyle w:val="aa"/>
       </w:pPr>
       <w:r>
-        <w:t>Задание 2</w:t>
+        <w:t>Диаграмма</w:t>
+      </w:r>
+      <w:r>
+        <w:t xml:space="preserve"> 2</w:t>
       </w:r>
     </w:p>
     <w:p>
@@ -1201,6 +1189,43 @@
         <w:pStyle w:val="aa"/>
         <w:jc w:val="center"/>
       </w:pPr>
+      <w:r>
+        <w:drawing>
+          <wp:inline distT="0" distB="0" distL="0" distR="0" wp14:anchorId="0D50A764" wp14:editId="7375C588">
+            <wp:extent cx="5940425" cy="2849245"/>
+            <wp:effectExtent l="0" t="0" r="3175" b="8255"/>
+            <wp:docPr id="1975235614" name="Рисунок 1"/>
+            <wp:cNvGraphicFramePr>
+              <a:graphicFrameLocks xmlns:a="http://schemas.openxmlformats.org/drawingml/2006/main" noChangeAspect="1"/>
+            </wp:cNvGraphicFramePr>
+            <a:graphic xmlns:a="http://schemas.openxmlformats.org/drawingml/2006/main">
+              <a:graphicData uri="http://schemas.openxmlformats.org/drawingml/2006/picture">
+                <pic:pic xmlns:pic="http://schemas.openxmlformats.org/drawingml/2006/picture">
+                  <pic:nvPicPr>
+                    <pic:cNvPr id="1975235614" name=""/>
+                    <pic:cNvPicPr/>
+                  </pic:nvPicPr>
+                  <pic:blipFill>
+                    <a:blip r:embed="rId8"/>
+                    <a:stretch>
+                      <a:fillRect/>
+                    </a:stretch>
+                  </pic:blipFill>
+                  <pic:spPr>
+                    <a:xfrm>
+                      <a:off x="0" y="0"/>
+                      <a:ext cx="5940425" cy="2849245"/>
+                    </a:xfrm>
+                    <a:prstGeom prst="rect">
+                      <a:avLst/>
+                    </a:prstGeom>
+                  </pic:spPr>
+                </pic:pic>
+              </a:graphicData>
+            </a:graphic>
+          </wp:inline>
+        </w:drawing>
+      </w:r>
     </w:p>
     <w:p>
       <w:pPr>
@@ -1208,7 +1233,568 @@
         <w:jc w:val="center"/>
       </w:pPr>
       <w:r>
-        <w:t>Рисунок 2 – Задание 2</w:t>
+        <w:t>Рисунок 2 –</w:t>
+      </w:r>
+      <w:r>
+        <w:t xml:space="preserve"> </w:t>
+      </w:r>
+      <w:r>
+        <w:t>ТрендыЗаказовТоваровПоМесяцам</w:t>
+      </w:r>
+    </w:p>
+    <w:p>
+      <w:pPr>
+        <w:pStyle w:val="aa"/>
+      </w:pPr>
+      <w:r>
+        <w:t>Диаграмма</w:t>
+      </w:r>
+      <w:r>
+        <w:t xml:space="preserve"> 3</w:t>
+      </w:r>
+    </w:p>
+    <w:p>
+      <w:pPr>
+        <w:pStyle w:val="aa"/>
+        <w:jc w:val="center"/>
+      </w:pPr>
+      <w:r>
+        <w:lastRenderedPageBreak/>
+        <w:drawing>
+          <wp:inline distT="0" distB="0" distL="0" distR="0" wp14:anchorId="05D494E6" wp14:editId="53615FF9">
+            <wp:extent cx="5940425" cy="2812415"/>
+            <wp:effectExtent l="0" t="0" r="3175" b="6985"/>
+            <wp:docPr id="1935445723" name="Рисунок 1"/>
+            <wp:cNvGraphicFramePr>
+              <a:graphicFrameLocks xmlns:a="http://schemas.openxmlformats.org/drawingml/2006/main" noChangeAspect="1"/>
+            </wp:cNvGraphicFramePr>
+            <a:graphic xmlns:a="http://schemas.openxmlformats.org/drawingml/2006/main">
+              <a:graphicData uri="http://schemas.openxmlformats.org/drawingml/2006/picture">
+                <pic:pic xmlns:pic="http://schemas.openxmlformats.org/drawingml/2006/picture">
+                  <pic:nvPicPr>
+                    <pic:cNvPr id="1935445723" name=""/>
+                    <pic:cNvPicPr/>
+                  </pic:nvPicPr>
+                  <pic:blipFill>
+                    <a:blip r:embed="rId9"/>
+                    <a:stretch>
+                      <a:fillRect/>
+                    </a:stretch>
+                  </pic:blipFill>
+                  <pic:spPr>
+                    <a:xfrm>
+                      <a:off x="0" y="0"/>
+                      <a:ext cx="5940425" cy="2812415"/>
+                    </a:xfrm>
+                    <a:prstGeom prst="rect">
+                      <a:avLst/>
+                    </a:prstGeom>
+                  </pic:spPr>
+                </pic:pic>
+              </a:graphicData>
+            </a:graphic>
+          </wp:inline>
+        </w:drawing>
+      </w:r>
+    </w:p>
+    <w:p>
+      <w:pPr>
+        <w:pStyle w:val="aa"/>
+        <w:jc w:val="center"/>
+      </w:pPr>
+      <w:r>
+        <w:t xml:space="preserve">Рисунок 3 – </w:t>
+      </w:r>
+      <w:r>
+        <w:t>РеализацияТоваровИУслуг</w:t>
+      </w:r>
+    </w:p>
+    <w:p>
+      <w:pPr>
+        <w:pStyle w:val="aa"/>
+      </w:pPr>
+      <w:r>
+        <w:t>Диаграмма 4</w:t>
+      </w:r>
+    </w:p>
+    <w:p>
+      <w:pPr>
+        <w:pStyle w:val="aa"/>
+        <w:jc w:val="center"/>
+      </w:pPr>
+      <w:r>
+        <w:drawing>
+          <wp:inline distT="0" distB="0" distL="0" distR="0" wp14:anchorId="16389DA4" wp14:editId="28EC8632">
+            <wp:extent cx="5940425" cy="2821305"/>
+            <wp:effectExtent l="0" t="0" r="3175" b="0"/>
+            <wp:docPr id="1453651196" name="Рисунок 1"/>
+            <wp:cNvGraphicFramePr>
+              <a:graphicFrameLocks xmlns:a="http://schemas.openxmlformats.org/drawingml/2006/main" noChangeAspect="1"/>
+            </wp:cNvGraphicFramePr>
+            <a:graphic xmlns:a="http://schemas.openxmlformats.org/drawingml/2006/main">
+              <a:graphicData uri="http://schemas.openxmlformats.org/drawingml/2006/picture">
+                <pic:pic xmlns:pic="http://schemas.openxmlformats.org/drawingml/2006/picture">
+                  <pic:nvPicPr>
+                    <pic:cNvPr id="1453651196" name=""/>
+                    <pic:cNvPicPr/>
+                  </pic:nvPicPr>
+                  <pic:blipFill>
+                    <a:blip r:embed="rId10"/>
+                    <a:stretch>
+                      <a:fillRect/>
+                    </a:stretch>
+                  </pic:blipFill>
+                  <pic:spPr>
+                    <a:xfrm>
+                      <a:off x="0" y="0"/>
+                      <a:ext cx="5940425" cy="2821305"/>
+                    </a:xfrm>
+                    <a:prstGeom prst="rect">
+                      <a:avLst/>
+                    </a:prstGeom>
+                  </pic:spPr>
+                </pic:pic>
+              </a:graphicData>
+            </a:graphic>
+          </wp:inline>
+        </w:drawing>
+      </w:r>
+    </w:p>
+    <w:p>
+      <w:pPr>
+        <w:pStyle w:val="aa"/>
+        <w:jc w:val="center"/>
+      </w:pPr>
+      <w:r>
+        <w:t xml:space="preserve">Рисунок 4 – </w:t>
+      </w:r>
+      <w:r>
+        <w:t>Реализация товаров за 2018 год по менеджерам</w:t>
+      </w:r>
+    </w:p>
+    <w:p>
+      <w:pPr>
+        <w:pStyle w:val="aa"/>
+      </w:pPr>
+      <w:r>
+        <w:t>Дашборд</w:t>
+      </w:r>
+    </w:p>
+    <w:p>
+      <w:pPr>
+        <w:pStyle w:val="aa"/>
+        <w:jc w:val="center"/>
+      </w:pPr>
+      <w:r>
+        <w:lastRenderedPageBreak/>
+        <w:drawing>
+          <wp:inline distT="0" distB="0" distL="0" distR="0" wp14:anchorId="6CE3BE31" wp14:editId="74CF829F">
+            <wp:extent cx="5940425" cy="2842895"/>
+            <wp:effectExtent l="0" t="0" r="3175" b="0"/>
+            <wp:docPr id="1107632897" name="Рисунок 1"/>
+            <wp:cNvGraphicFramePr>
+              <a:graphicFrameLocks xmlns:a="http://schemas.openxmlformats.org/drawingml/2006/main" noChangeAspect="1"/>
+            </wp:cNvGraphicFramePr>
+            <a:graphic xmlns:a="http://schemas.openxmlformats.org/drawingml/2006/main">
+              <a:graphicData uri="http://schemas.openxmlformats.org/drawingml/2006/picture">
+                <pic:pic xmlns:pic="http://schemas.openxmlformats.org/drawingml/2006/picture">
+                  <pic:nvPicPr>
+                    <pic:cNvPr id="1107632897" name=""/>
+                    <pic:cNvPicPr/>
+                  </pic:nvPicPr>
+                  <pic:blipFill>
+                    <a:blip r:embed="rId11"/>
+                    <a:stretch>
+                      <a:fillRect/>
+                    </a:stretch>
+                  </pic:blipFill>
+                  <pic:spPr>
+                    <a:xfrm>
+                      <a:off x="0" y="0"/>
+                      <a:ext cx="5940425" cy="2842895"/>
+                    </a:xfrm>
+                    <a:prstGeom prst="rect">
+                      <a:avLst/>
+                    </a:prstGeom>
+                  </pic:spPr>
+                </pic:pic>
+              </a:graphicData>
+            </a:graphic>
+          </wp:inline>
+        </w:drawing>
+      </w:r>
+    </w:p>
+    <w:p>
+      <w:pPr>
+        <w:pStyle w:val="aa"/>
+        <w:jc w:val="center"/>
+      </w:pPr>
+      <w:r>
+        <w:t xml:space="preserve">Рисунок 5 – </w:t>
+      </w:r>
+      <w:r>
+        <w:t>Дашборд</w:t>
+      </w:r>
+    </w:p>
+    <w:p>
+      <w:pPr>
+        <w:pStyle w:val="aa"/>
+        <w:jc w:val="center"/>
+      </w:pPr>
+      <w:r>
+        <w:drawing>
+          <wp:inline distT="0" distB="0" distL="0" distR="0" wp14:anchorId="7C2E5819" wp14:editId="480C672C">
+            <wp:extent cx="5940425" cy="2830830"/>
+            <wp:effectExtent l="0" t="0" r="3175" b="7620"/>
+            <wp:docPr id="1621408171" name="Рисунок 1"/>
+            <wp:cNvGraphicFramePr>
+              <a:graphicFrameLocks xmlns:a="http://schemas.openxmlformats.org/drawingml/2006/main" noChangeAspect="1"/>
+            </wp:cNvGraphicFramePr>
+            <a:graphic xmlns:a="http://schemas.openxmlformats.org/drawingml/2006/main">
+              <a:graphicData uri="http://schemas.openxmlformats.org/drawingml/2006/picture">
+                <pic:pic xmlns:pic="http://schemas.openxmlformats.org/drawingml/2006/picture">
+                  <pic:nvPicPr>
+                    <pic:cNvPr id="1621408171" name=""/>
+                    <pic:cNvPicPr/>
+                  </pic:nvPicPr>
+                  <pic:blipFill>
+                    <a:blip r:embed="rId12"/>
+                    <a:stretch>
+                      <a:fillRect/>
+                    </a:stretch>
+                  </pic:blipFill>
+                  <pic:spPr>
+                    <a:xfrm>
+                      <a:off x="0" y="0"/>
+                      <a:ext cx="5940425" cy="2830830"/>
+                    </a:xfrm>
+                    <a:prstGeom prst="rect">
+                      <a:avLst/>
+                    </a:prstGeom>
+                  </pic:spPr>
+                </pic:pic>
+              </a:graphicData>
+            </a:graphic>
+          </wp:inline>
+        </w:drawing>
+      </w:r>
+    </w:p>
+    <w:p>
+      <w:pPr>
+        <w:pStyle w:val="aa"/>
+        <w:jc w:val="center"/>
+      </w:pPr>
+      <w:r>
+        <w:t xml:space="preserve">Рисунок 6 </w:t>
+      </w:r>
+      <w:r>
+        <w:t>–</w:t>
+      </w:r>
+      <w:r>
+        <w:t xml:space="preserve"> Дашборд</w:t>
+      </w:r>
+    </w:p>
+    <w:p>
+      <w:pPr>
+        <w:pStyle w:val="aa"/>
+      </w:pPr>
+      <w:r>
+        <w:t>Часть 2</w:t>
+      </w:r>
+    </w:p>
+    <w:p>
+      <w:pPr>
+        <w:pStyle w:val="aa"/>
+      </w:pPr>
+      <w:r>
+        <w:t>Приобретение товаров услуг по менеджерам</w:t>
+      </w:r>
+    </w:p>
+    <w:p>
+      <w:pPr>
+        <w:pStyle w:val="aa"/>
+        <w:jc w:val="center"/>
+      </w:pPr>
+      <w:r>
+        <w:lastRenderedPageBreak/>
+        <w:drawing>
+          <wp:inline distT="0" distB="0" distL="0" distR="0" wp14:anchorId="1AF48D3C" wp14:editId="02FA9BB1">
+            <wp:extent cx="5940425" cy="2846070"/>
+            <wp:effectExtent l="0" t="0" r="3175" b="0"/>
+            <wp:docPr id="2067936960" name="Рисунок 1"/>
+            <wp:cNvGraphicFramePr>
+              <a:graphicFrameLocks xmlns:a="http://schemas.openxmlformats.org/drawingml/2006/main" noChangeAspect="1"/>
+            </wp:cNvGraphicFramePr>
+            <a:graphic xmlns:a="http://schemas.openxmlformats.org/drawingml/2006/main">
+              <a:graphicData uri="http://schemas.openxmlformats.org/drawingml/2006/picture">
+                <pic:pic xmlns:pic="http://schemas.openxmlformats.org/drawingml/2006/picture">
+                  <pic:nvPicPr>
+                    <pic:cNvPr id="2067936960" name=""/>
+                    <pic:cNvPicPr/>
+                  </pic:nvPicPr>
+                  <pic:blipFill>
+                    <a:blip r:embed="rId13"/>
+                    <a:stretch>
+                      <a:fillRect/>
+                    </a:stretch>
+                  </pic:blipFill>
+                  <pic:spPr>
+                    <a:xfrm>
+                      <a:off x="0" y="0"/>
+                      <a:ext cx="5940425" cy="2846070"/>
+                    </a:xfrm>
+                    <a:prstGeom prst="rect">
+                      <a:avLst/>
+                    </a:prstGeom>
+                  </pic:spPr>
+                </pic:pic>
+              </a:graphicData>
+            </a:graphic>
+          </wp:inline>
+        </w:drawing>
+      </w:r>
+    </w:p>
+    <w:p>
+      <w:pPr>
+        <w:pStyle w:val="aa"/>
+        <w:jc w:val="center"/>
+      </w:pPr>
+      <w:r>
+        <w:t>Рисунок 7 – Приобретение товаров услуг по менеджерам</w:t>
+      </w:r>
+    </w:p>
+    <w:p>
+      <w:pPr>
+        <w:pStyle w:val="aa"/>
+      </w:pPr>
+      <w:r>
+        <w:t>Приобретение товаров по категориям</w:t>
+      </w:r>
+    </w:p>
+    <w:p>
+      <w:pPr>
+        <w:pStyle w:val="aa"/>
+        <w:jc w:val="center"/>
+      </w:pPr>
+      <w:r>
+        <w:drawing>
+          <wp:inline distT="0" distB="0" distL="0" distR="0" wp14:anchorId="3F59194A" wp14:editId="6C74584B">
+            <wp:extent cx="5940425" cy="2827655"/>
+            <wp:effectExtent l="0" t="0" r="3175" b="0"/>
+            <wp:docPr id="75200477" name="Рисунок 1"/>
+            <wp:cNvGraphicFramePr>
+              <a:graphicFrameLocks xmlns:a="http://schemas.openxmlformats.org/drawingml/2006/main" noChangeAspect="1"/>
+            </wp:cNvGraphicFramePr>
+            <a:graphic xmlns:a="http://schemas.openxmlformats.org/drawingml/2006/main">
+              <a:graphicData uri="http://schemas.openxmlformats.org/drawingml/2006/picture">
+                <pic:pic xmlns:pic="http://schemas.openxmlformats.org/drawingml/2006/picture">
+                  <pic:nvPicPr>
+                    <pic:cNvPr id="75200477" name=""/>
+                    <pic:cNvPicPr/>
+                  </pic:nvPicPr>
+                  <pic:blipFill>
+                    <a:blip r:embed="rId14"/>
+                    <a:stretch>
+                      <a:fillRect/>
+                    </a:stretch>
+                  </pic:blipFill>
+                  <pic:spPr>
+                    <a:xfrm>
+                      <a:off x="0" y="0"/>
+                      <a:ext cx="5940425" cy="2827655"/>
+                    </a:xfrm>
+                    <a:prstGeom prst="rect">
+                      <a:avLst/>
+                    </a:prstGeom>
+                  </pic:spPr>
+                </pic:pic>
+              </a:graphicData>
+            </a:graphic>
+          </wp:inline>
+        </w:drawing>
+      </w:r>
+    </w:p>
+    <w:p>
+      <w:pPr>
+        <w:pStyle w:val="aa"/>
+        <w:jc w:val="center"/>
+      </w:pPr>
+      <w:r>
+        <w:t>Рисунок 8 – Приобретение товаров по категориям</w:t>
+      </w:r>
+    </w:p>
+    <w:p>
+      <w:pPr>
+        <w:pStyle w:val="aa"/>
+      </w:pPr>
+      <w:r>
+        <w:t>Приобретение товаров услуг прибыль</w:t>
+      </w:r>
+    </w:p>
+    <w:p>
+      <w:pPr>
+        <w:pStyle w:val="aa"/>
+        <w:jc w:val="center"/>
+      </w:pPr>
+      <w:r>
+        <w:lastRenderedPageBreak/>
+        <w:drawing>
+          <wp:inline distT="0" distB="0" distL="0" distR="0" wp14:anchorId="166C9612" wp14:editId="1A760255">
+            <wp:extent cx="5940425" cy="2821305"/>
+            <wp:effectExtent l="0" t="0" r="3175" b="0"/>
+            <wp:docPr id="1983254457" name="Рисунок 1"/>
+            <wp:cNvGraphicFramePr>
+              <a:graphicFrameLocks xmlns:a="http://schemas.openxmlformats.org/drawingml/2006/main" noChangeAspect="1"/>
+            </wp:cNvGraphicFramePr>
+            <a:graphic xmlns:a="http://schemas.openxmlformats.org/drawingml/2006/main">
+              <a:graphicData uri="http://schemas.openxmlformats.org/drawingml/2006/picture">
+                <pic:pic xmlns:pic="http://schemas.openxmlformats.org/drawingml/2006/picture">
+                  <pic:nvPicPr>
+                    <pic:cNvPr id="1983254457" name=""/>
+                    <pic:cNvPicPr/>
+                  </pic:nvPicPr>
+                  <pic:blipFill>
+                    <a:blip r:embed="rId15"/>
+                    <a:stretch>
+                      <a:fillRect/>
+                    </a:stretch>
+                  </pic:blipFill>
+                  <pic:spPr>
+                    <a:xfrm>
+                      <a:off x="0" y="0"/>
+                      <a:ext cx="5940425" cy="2821305"/>
+                    </a:xfrm>
+                    <a:prstGeom prst="rect">
+                      <a:avLst/>
+                    </a:prstGeom>
+                  </pic:spPr>
+                </pic:pic>
+              </a:graphicData>
+            </a:graphic>
+          </wp:inline>
+        </w:drawing>
+      </w:r>
+    </w:p>
+    <w:p>
+      <w:pPr>
+        <w:pStyle w:val="aa"/>
+        <w:jc w:val="center"/>
+      </w:pPr>
+      <w:r>
+        <w:t>Рисунок 9 – Приобретение товаров услуг прибыль</w:t>
+      </w:r>
+    </w:p>
+    <w:p>
+      <w:pPr>
+        <w:pStyle w:val="aa"/>
+      </w:pPr>
+      <w:r>
+        <w:t>Приобретение товаров услуг</w:t>
+      </w:r>
+    </w:p>
+    <w:p>
+      <w:pPr>
+        <w:pStyle w:val="aa"/>
+        <w:jc w:val="center"/>
+      </w:pPr>
+      <w:r>
+        <w:drawing>
+          <wp:inline distT="0" distB="0" distL="0" distR="0" wp14:anchorId="18AE967A" wp14:editId="408A3473">
+            <wp:extent cx="5940425" cy="2667000"/>
+            <wp:effectExtent l="0" t="0" r="3175" b="0"/>
+            <wp:docPr id="1821650673" name="Рисунок 1"/>
+            <wp:cNvGraphicFramePr>
+              <a:graphicFrameLocks xmlns:a="http://schemas.openxmlformats.org/drawingml/2006/main" noChangeAspect="1"/>
+            </wp:cNvGraphicFramePr>
+            <a:graphic xmlns:a="http://schemas.openxmlformats.org/drawingml/2006/main">
+              <a:graphicData uri="http://schemas.openxmlformats.org/drawingml/2006/picture">
+                <pic:pic xmlns:pic="http://schemas.openxmlformats.org/drawingml/2006/picture">
+                  <pic:nvPicPr>
+                    <pic:cNvPr id="1821650673" name=""/>
+                    <pic:cNvPicPr/>
+                  </pic:nvPicPr>
+                  <pic:blipFill>
+                    <a:blip r:embed="rId16"/>
+                    <a:stretch>
+                      <a:fillRect/>
+                    </a:stretch>
+                  </pic:blipFill>
+                  <pic:spPr>
+                    <a:xfrm>
+                      <a:off x="0" y="0"/>
+                      <a:ext cx="5940425" cy="2667000"/>
+                    </a:xfrm>
+                    <a:prstGeom prst="rect">
+                      <a:avLst/>
+                    </a:prstGeom>
+                  </pic:spPr>
+                </pic:pic>
+              </a:graphicData>
+            </a:graphic>
+          </wp:inline>
+        </w:drawing>
+      </w:r>
+    </w:p>
+    <w:p>
+      <w:pPr>
+        <w:pStyle w:val="aa"/>
+        <w:jc w:val="center"/>
+      </w:pPr>
+      <w:r>
+        <w:t>Рисунок 10 – Приобретение товаров услуг</w:t>
+      </w:r>
+    </w:p>
+    <w:p>
+      <w:pPr>
+        <w:pStyle w:val="aa"/>
+        <w:jc w:val="center"/>
+      </w:pPr>
+      <w:r>
+        <w:lastRenderedPageBreak/>
+        <w:drawing>
+          <wp:inline distT="0" distB="0" distL="0" distR="0" wp14:anchorId="79F65C7F" wp14:editId="5FCCD7A9">
+            <wp:extent cx="5940425" cy="2818130"/>
+            <wp:effectExtent l="0" t="0" r="3175" b="1270"/>
+            <wp:docPr id="574182679" name="Рисунок 1"/>
+            <wp:cNvGraphicFramePr>
+              <a:graphicFrameLocks xmlns:a="http://schemas.openxmlformats.org/drawingml/2006/main" noChangeAspect="1"/>
+            </wp:cNvGraphicFramePr>
+            <a:graphic xmlns:a="http://schemas.openxmlformats.org/drawingml/2006/main">
+              <a:graphicData uri="http://schemas.openxmlformats.org/drawingml/2006/picture">
+                <pic:pic xmlns:pic="http://schemas.openxmlformats.org/drawingml/2006/picture">
+                  <pic:nvPicPr>
+                    <pic:cNvPr id="574182679" name=""/>
+                    <pic:cNvPicPr/>
+                  </pic:nvPicPr>
+                  <pic:blipFill>
+                    <a:blip r:embed="rId17"/>
+                    <a:stretch>
+                      <a:fillRect/>
+                    </a:stretch>
+                  </pic:blipFill>
+                  <pic:spPr>
+                    <a:xfrm>
+                      <a:off x="0" y="0"/>
+                      <a:ext cx="5940425" cy="2818130"/>
+                    </a:xfrm>
+                    <a:prstGeom prst="rect">
+                      <a:avLst/>
+                    </a:prstGeom>
+                  </pic:spPr>
+                </pic:pic>
+              </a:graphicData>
+            </a:graphic>
+          </wp:inline>
+        </w:drawing>
+      </w:r>
+    </w:p>
+    <w:p>
+      <w:pPr>
+        <w:pStyle w:val="aa"/>
+        <w:jc w:val="center"/>
+      </w:pPr>
+      <w:r>
+        <w:t>Рисунок 11 – Приобретение товаров услуг</w:t>
       </w:r>
     </w:p>
     <w:sectPr>
